--- a/docs/field/ArdaLink_Mom_Test_Questions.docx
+++ b/docs/field/ArdaLink_Mom_Test_Questions.docx
@@ -11,7 +11,7 @@
           <w:b w:val="0"/>
           <w:i w:val="0"/>
         </w:rPr>
-        <w:t>Arda Link — Maswali ya Mom Test kwa Wachungaji</w:t>
+        <w:t>Arda Link — Maswali 8: mazungumzo na mchungaji</w:t>
       </w:r>
     </w:p>
     <w:p>
@@ -21,7 +21,7 @@
           <w:color w:val="595959"/>
           <w:sz w:val="18"/>
         </w:rPr>
-        <w:t>Kiswahili (kuuliza) + English (reference) · maswali 60 · dakika 40–60 · docs/field/mom_test_questions_only.md — rendered from docs/field/mom_test_field_kit.md</w:t>
+        <w:t>Mom Test · dakika 30–40 · Kiswahili kwa kuuliza, English kwa kumbukumbu · docs/field/mom_test_conversation_guide.md — rendered from docs/field/mom_test_field_kit.md</w:t>
       </w:r>
     </w:p>
     <w:p>
@@ -30,7 +30,7 @@
           <w:b w:val="0"/>
           <w:i/>
         </w:rPr>
-        <w:t>Kiswahili (kuuliza) + English (reference). Dakika 40–60. Sehemu 13, maswali 60.</w:t>
+        <w:t>Mom Test · dakika 30–40 · Kiswahili kwa kuuliza, English kwa kumbukumbu</w:t>
       </w:r>
     </w:p>
     <w:p>
@@ -53,7 +53,33 @@
           <w:b w:val="0"/>
           <w:i w:val="0"/>
         </w:rPr>
-        <w:t>Kabla ya kuanza</w:t>
+        <w:t>Kabla ya kuanza (sema kwa sauti)</w:t>
+      </w:r>
+    </w:p>
+    <w:p>
+      <w:pPr>
+        <w:ind w:left="454"/>
+      </w:pPr>
+      <w:r>
+        <w:rPr>
+          <w:b w:val="0"/>
+          <w:i/>
+        </w:rPr>
+        <w:t xml:space="preserve">Habari. Jina langu ni ___, natoka Arda Link. Tunatengeneza huduma ya simu kwa wachungaji, na tunataka kujua matatizo yenu halisi. Hili ni mahojiano, si mradi wa msaada, na </w:t>
+      </w:r>
+      <w:r>
+        <w:rPr>
+          <w:b/>
+          <w:i/>
+        </w:rPr>
+        <w:t>hakuna malipo ya fedha</w:t>
+      </w:r>
+      <w:r>
+        <w:rPr>
+          <w:b w:val="0"/>
+          <w:i/>
+        </w:rPr>
+        <w:t>. Huenda tusitengeneze kitu kabisa. Naomba kuandika, ili nisikose ulichosema. Unaweza kusimama, au kuruka swali lolote, wakati wowote. Tukianza?</w:t>
       </w:r>
     </w:p>
     <w:p>
@@ -62,28 +88,70 @@
           <w:b/>
           <w:i w:val="0"/>
         </w:rPr>
-        <w:t>Sema hivi:</w:t>
+        <w:t>Sheria nne:</w:t>
       </w:r>
       <w:r>
         <w:rPr>
           <w:b w:val="0"/>
           <w:i w:val="0"/>
         </w:rPr>
-        <w:t xml:space="preserve"> Habari. Jina langu ni ___, natoka Arda Link. Tunatengeneza huduma ya simu kwa wachungaji, na tunataka kujua matatizo yenu halisi. Hili ni mahojiano, si mradi wa msaada, na </w:t>
+        <w:t xml:space="preserve"> (1) Uliza jinsi </w:t>
       </w:r>
       <w:r>
         <w:rPr>
           <w:b/>
           <w:i w:val="0"/>
         </w:rPr>
-        <w:t>hakuna malipo ya fedha</w:t>
+        <w:t>alivyofanya</w:t>
       </w:r>
       <w:r>
         <w:rPr>
           <w:b w:val="0"/>
           <w:i w:val="0"/>
         </w:rPr>
-        <w:t>. Huenda tusitengeneze kitu kabisa. Nitakuuliza maswali kama dakika 45. Naomba kuandika na kurekodi, ili nisikose ulichosema. Unaweza kusimama, au kuruka swali lolote, wakati wowote. Jina lako halitatumika popote bila ruhusa yako. Tukianza?</w:t>
+        <w:t xml:space="preserve">, si anavyofikiri. (2) </w:t>
+      </w:r>
+      <w:r>
+        <w:rPr>
+          <w:b/>
+          <w:i w:val="0"/>
+        </w:rPr>
+        <w:t>Mara ya mwisho</w:t>
+      </w:r>
+      <w:r>
+        <w:rPr>
+          <w:b w:val="0"/>
+          <w:i w:val="0"/>
+        </w:rPr>
+        <w:t xml:space="preserve">, si wakati ujao. (3) </w:t>
+      </w:r>
+      <w:r>
+        <w:rPr>
+          <w:b/>
+          <w:i w:val="0"/>
+        </w:rPr>
+        <w:t>Omba namba</w:t>
+      </w:r>
+      <w:r>
+        <w:rPr>
+          <w:b w:val="0"/>
+          <w:i w:val="0"/>
+        </w:rPr>
+        <w:t xml:space="preserve"> kila wakati. (4) </w:t>
+      </w:r>
+      <w:r>
+        <w:rPr>
+          <w:b/>
+          <w:i w:val="0"/>
+        </w:rPr>
+        <w:t>Usimwambie tunatengeneza nini</w:t>
+      </w:r>
+      <w:r>
+        <w:rPr>
+          <w:b w:val="0"/>
+          <w:i w:val="0"/>
+        </w:rPr>
+        <w:t xml:space="preserve"> — ukizungumza kuhusu bidhaa yetu zaidi ya sekunde 30, hujajifunza kitu.</w:t>
       </w:r>
     </w:p>
     <w:p>
@@ -92,134 +160,28 @@
           <w:b/>
           <w:i w:val="0"/>
         </w:rPr>
-        <w:t>Sheria nne (usizivunje)</w:t>
-      </w:r>
-    </w:p>
-    <w:p>
-      <w:pPr>
-        <w:pStyle w:val="ListNumber"/>
-      </w:pPr>
-      <w:r>
-        <w:rPr>
-          <w:b/>
-          <w:i w:val="0"/>
-        </w:rPr>
-        <w:t>Uliza jinsi alivyofanya, si unavyofikiri.</w:t>
+        <w:t>Usisome orodha hii kama fomu.</w:t>
       </w:r>
       <w:r>
         <w:rPr>
           <w:b w:val="0"/>
           <w:i w:val="0"/>
         </w:rPr>
-        <w:t xml:space="preserve"> </w:t>
+        <w:t xml:space="preserve"> Uliza swali moja, kisha nyamaza na sikiliza. Maswali mengine yote ni </w:t>
       </w:r>
       <w:r>
         <w:rPr>
           <w:b w:val="0"/>
           <w:i/>
         </w:rPr>
-        <w:t>(Ask what he did, not what he thinks.)</w:t>
-      </w:r>
-    </w:p>
-    <w:p>
-      <w:pPr>
-        <w:pStyle w:val="ListNumber"/>
-      </w:pPr>
-      <w:r>
-        <w:rPr>
-          <w:b/>
-          <w:i w:val="0"/>
-        </w:rPr>
-        <w:t>Uliza mara ya mwisho, si wakati ujao.</w:t>
+        <w:t>probes</w:t>
       </w:r>
       <w:r>
         <w:rPr>
           <w:b w:val="0"/>
           <w:i w:val="0"/>
         </w:rPr>
-        <w:t xml:space="preserve"> "Ungefanya nini?" si jibu. "Ulifanya nini mara ya mwisho?" ni jibu. </w:t>
-      </w:r>
-      <w:r>
-        <w:rPr>
-          <w:b w:val="0"/>
-          <w:i/>
-        </w:rPr>
-        <w:t>(Past tense only. Never "would you…".)</w:t>
-      </w:r>
-    </w:p>
-    <w:p>
-      <w:pPr>
-        <w:pStyle w:val="ListNumber"/>
-      </w:pPr>
-      <w:r>
-        <w:rPr>
-          <w:b/>
-          <w:i w:val="0"/>
-        </w:rPr>
-        <w:t>Omba namba kila wakati.</w:t>
-      </w:r>
-      <w:r>
-        <w:rPr>
-          <w:b w:val="0"/>
-          <w:i w:val="0"/>
-        </w:rPr>
-        <w:t xml:space="preserve"> Siku ngapi? Kilometa ngapi? Shilingi ngapi? Wanyama wangapi? Lita ngapi? Saa ngapi? </w:t>
-      </w:r>
-      <w:r>
-        <w:rPr>
-          <w:b w:val="0"/>
-          <w:i/>
-        </w:rPr>
-        <w:t>(Numbers or it did not happen.)</w:t>
-      </w:r>
-    </w:p>
-    <w:p>
-      <w:pPr>
-        <w:pStyle w:val="ListNumber"/>
-      </w:pPr>
-      <w:r>
-        <w:rPr>
-          <w:b/>
-          <w:i w:val="0"/>
-        </w:rPr>
-        <w:t>Usimwambie tunatengeneza nini.</w:t>
-      </w:r>
-      <w:r>
-        <w:rPr>
-          <w:b w:val="0"/>
-          <w:i w:val="0"/>
-        </w:rPr>
-        <w:t xml:space="preserve"> Ukizungumza kuhusu bidhaa yetu zaidi ya sekunde 30, hujajifunza kitu. </w:t>
-      </w:r>
-      <w:r>
-        <w:rPr>
-          <w:b w:val="0"/>
-          <w:i/>
-        </w:rPr>
-        <w:t>(Never pitch. If he asks: one line, then back to his last season.)</w:t>
-      </w:r>
-    </w:p>
-    <w:p>
-      <w:r>
-        <w:rPr>
-          <w:b/>
-          <w:i w:val="0"/>
-        </w:rPr>
-        <w:t>Wacha kufanya hivi:</w:t>
-      </w:r>
-      <w:r>
-        <w:rPr>
-          <w:b w:val="0"/>
-          <w:i w:val="0"/>
-        </w:rPr>
-        <w:t xml:space="preserve"> kusema "ni wazo zuri", kukubali kila kitu, kuuliza "ni rahisi?" </w:t>
-      </w:r>
-      <w:r>
-        <w:rPr>
-          <w:b w:val="0"/>
-          <w:i/>
-        </w:rPr>
-        <w:t>(Do not accept compliments as data. Do not guide the phone. Do not fill his silences.)</w:t>
+        <w:t xml:space="preserve"> — unauliza yale yanayotokea kwenye hadithi yake.</w:t>
       </w:r>
     </w:p>
     <w:p>
@@ -242,64 +204,326 @@
           <w:b w:val="0"/>
           <w:i w:val="0"/>
         </w:rPr>
-        <w:t>A. Maisha ya kawaida · A normal day</w:t>
+        <w:t>Maswali 8 (kila moja na probes zake)</w:t>
       </w:r>
     </w:p>
     <w:p>
-      <w:pPr>
-        <w:pStyle w:val="ListNumber"/>
-      </w:pPr>
+      <w:r>
+        <w:rPr>
+          <w:b/>
+          <w:i w:val="0"/>
+        </w:rPr>
+        <w:t>1. Niambie jana yako — kutoka ulipoamka hadi ulipolala.</w:t>
+      </w:r>
       <w:r>
         <w:rPr>
           <w:b w:val="0"/>
           <w:i w:val="0"/>
         </w:rPr>
-        <w:t xml:space="preserve">Niambie jana — kutoka ulipoamka hadi ulipolala. Ulifanya nini? </w:t>
+        <w:t xml:space="preserve"> </w:t>
       </w:r>
       <w:r>
         <w:rPr>
           <w:b w:val="0"/>
           <w:i/>
         </w:rPr>
-        <w:t>(Tell me about yesterday — wake-up to bed. What did you do?)</w:t>
+        <w:t>(Tell me about yesterday — wake-up to bed.)</w:t>
       </w:r>
     </w:p>
     <w:p>
       <w:pPr>
-        <w:pStyle w:val="ListNumber"/>
+        <w:ind w:left="454"/>
       </w:pPr>
+      <w:r>
+        <w:rPr>
+          <w:b w:val="0"/>
+          <w:i/>
+        </w:rPr>
+        <w:t>Nani alikuwa na mifugo? Walienda wapi? Nani anachota maji? Wengine wa nyumbani wanafanya kazi gani? Simu ni ya nani?</w:t>
+      </w:r>
+    </w:p>
+    <w:p>
+      <w:r>
+        <w:rPr>
+          <w:b/>
+          <w:i w:val="0"/>
+        </w:rPr>
+        <w:t>2. Mara ya mwisho ulipohamisha mifugo ilikuwa mwezi gani — na nini kilikufanya uamue?</w:t>
+      </w:r>
       <w:r>
         <w:rPr>
           <w:b w:val="0"/>
           <w:i w:val="0"/>
         </w:rPr>
-        <w:t xml:space="preserve">Nani alikuwa na mifugo jana? Walienda wapi? </w:t>
+        <w:t xml:space="preserve"> </w:t>
       </w:r>
       <w:r>
         <w:rPr>
           <w:b w:val="0"/>
           <w:i/>
         </w:rPr>
-        <w:t>(Who was with the animals yesterday, and where did they go?)</w:t>
+        <w:t>(The last time you moved the herd: which month, and what made you decide?)</w:t>
       </w:r>
     </w:p>
     <w:p>
       <w:pPr>
-        <w:pStyle w:val="ListNumber"/>
+        <w:ind w:left="454"/>
       </w:pPr>
+      <w:r>
+        <w:rPr>
+          <w:b w:val="0"/>
+          <w:i/>
+        </w:rPr>
+        <w:t>Uliuliza nani, na kila mmoja alisema nini? Ulichukua siku ngapi kuamua? Kulikugharimu nini — fedha, mifugo, siku? Kulikuwa na mahali pengine ulikaribia kwenda? Kwa nini hukwenda?</w:t>
+      </w:r>
+    </w:p>
+    <w:p>
+      <w:r>
+        <w:rPr>
+          <w:b/>
+          <w:i w:val="0"/>
+        </w:rPr>
+        <w:t>3. Mara ya mwisho ulipofika maji na maji hayakutosha — chanzo gani, mwezi gani, ulitembea muda gani?</w:t>
+      </w:r>
       <w:r>
         <w:rPr>
           <w:b w:val="0"/>
           <w:i w:val="0"/>
         </w:rPr>
-        <w:t xml:space="preserve">Nani mwingine anaishi manyatta yako, na kila mmoja anafanya kazi gani? </w:t>
+        <w:t xml:space="preserve"> </w:t>
       </w:r>
       <w:r>
         <w:rPr>
           <w:b w:val="0"/>
           <w:i/>
         </w:rPr>
-        <w:t>(Who else lives here, and who does what?)</w:t>
+        <w:t>(The last time you walked to water and it was not enough: which point, which month, how long did you walk?)</w:t>
+      </w:r>
+    </w:p>
+    <w:p>
+      <w:pPr>
+        <w:ind w:left="454"/>
+      </w:pPr>
+      <w:r>
+        <w:rPr>
+          <w:b w:val="0"/>
+          <w:i/>
+        </w:rPr>
+        <w:t>Ulifanya nini siku hiyo? Ulienda mahali pengine — umbali gani? Ilikugharimu nini — saa, fedha, mafuta? Kuna chanzo uliacha kwenda? Nani anakuambia maji yapo au foleni ni ndefu?</w:t>
+      </w:r>
+    </w:p>
+    <w:p>
+      <w:r>
+        <w:rPr>
+          <w:b/>
+          <w:i w:val="0"/>
+        </w:rPr>
+        <w:t>4. Malisho karibu na maji yako yalikwisha lini — na ulijuaje?</w:t>
+      </w:r>
+      <w:r>
+        <w:rPr>
+          <w:b w:val="0"/>
+          <w:i w:val="0"/>
+        </w:rPr>
+        <w:t xml:space="preserve"> </w:t>
+      </w:r>
+      <w:r>
+        <w:rPr>
+          <w:b w:val="0"/>
+          <w:i/>
+        </w:rPr>
+        <w:t>(When did the grass near your water last run out, and how did you know?)</w:t>
+      </w:r>
+    </w:p>
+    <w:p>
+      <w:pPr>
+        <w:ind w:left="454"/>
+      </w:pPr>
+      <w:r>
+        <w:rPr>
+          <w:b w:val="0"/>
+          <w:i/>
+        </w:rPr>
+        <w:t>Nani aliona, na aliona nini? Ulifanya nini baada ya hapo? Nani alikushauri, ilifanikiwa? Ulipoteza mifugo mingapi, au maziwa kiasi gani? Kuna mtu anakuambia mapema malisho yapo wapi?</w:t>
+      </w:r>
+    </w:p>
+    <w:p>
+      <w:r>
+        <w:rPr>
+          <w:b/>
+          <w:i w:val="0"/>
+        </w:rPr>
+        <w:t>5. Mara ya mwisho ulipoona kupe au minyoo — ulifanya nini kwanza, ulinunua nini, bei gani?</w:t>
+      </w:r>
+      <w:r>
+        <w:rPr>
+          <w:b w:val="0"/>
+          <w:i w:val="0"/>
+        </w:rPr>
+        <w:t xml:space="preserve"> </w:t>
+      </w:r>
+      <w:r>
+        <w:rPr>
+          <w:b w:val="0"/>
+          <w:i/>
+        </w:rPr>
+        <w:t>(The last time you found ticks or worms: what did you do first, what did you buy, at what price?)</w:t>
+      </w:r>
+    </w:p>
+    <w:p>
+      <w:pPr>
+        <w:ind w:left="454"/>
+      </w:pPr>
+      <w:r>
+        <w:rPr>
+          <w:b w:val="0"/>
+          <w:i/>
+        </w:rPr>
+        <w:t>Uliuliza nani? Ilisaidia? Nani alikuambia uangalie mifugo — au uliona mwenyewe?</w:t>
+      </w:r>
+    </w:p>
+    <w:p>
+      <w:r>
+        <w:rPr>
+          <w:b/>
+          <w:i w:val="0"/>
+        </w:rPr>
+        <w:t>6. Habari za mvua na malisho unazipata wapi — na kipi kimewahi kukosea kikakugharimu?</w:t>
+      </w:r>
+      <w:r>
+        <w:rPr>
+          <w:b w:val="0"/>
+          <w:i w:val="0"/>
+        </w:rPr>
+        <w:t xml:space="preserve"> </w:t>
+      </w:r>
+      <w:r>
+        <w:rPr>
+          <w:b w:val="0"/>
+          <w:i/>
+        </w:rPr>
+        <w:t>(Where do you get news of rain and grazing — and what has been wrong in a way that cost you?)</w:t>
+      </w:r>
+    </w:p>
+    <w:p>
+      <w:pPr>
+        <w:ind w:left="454"/>
+      </w:pPr>
+      <w:r>
+        <w:rPr>
+          <w:b w:val="0"/>
+          <w:i/>
+        </w:rPr>
+        <w:t>Redio, chief, majirani, kikundi cha WhatsApp, daktari wa mifugo — kipi kwanza, kwa nini? Uko kwenye kikundi gani? Nani anasambaza kwa nani?</w:t>
+      </w:r>
+    </w:p>
+    <w:p>
+      <w:r>
+        <w:rPr>
+          <w:b/>
+          <w:i w:val="0"/>
+        </w:rPr>
+        <w:t>7. Nionyeshe simu yako: ukipata ujumbe usioelewa, unafanya nini?</w:t>
+      </w:r>
+      <w:r>
+        <w:rPr>
+          <w:b w:val="0"/>
+          <w:i w:val="0"/>
+        </w:rPr>
+        <w:t xml:space="preserve"> </w:t>
+      </w:r>
+      <w:r>
+        <w:rPr>
+          <w:b w:val="0"/>
+          <w:i/>
+        </w:rPr>
+        <w:t>(Angalia tu — usimsaidie.)</w:t>
+      </w:r>
+      <w:r>
+        <w:rPr>
+          <w:b w:val="0"/>
+          <w:i w:val="0"/>
+        </w:rPr>
+        <w:t xml:space="preserve"> </w:t>
+      </w:r>
+      <w:r>
+        <w:rPr>
+          <w:b w:val="0"/>
+          <w:i/>
+        </w:rPr>
+        <w:t>(Show me your phone: what do you do with a message you do not understand?)</w:t>
+      </w:r>
+    </w:p>
+    <w:p>
+      <w:pPr>
+        <w:ind w:left="454"/>
+      </w:pPr>
+      <w:r>
+        <w:rPr>
+          <w:b w:val="0"/>
+          <w:i/>
+        </w:rPr>
+        <w:t>Unasoma au unasikiliza sauti? Unachaji wapi? Mtandao hupotea wapi? Nani mwingine anaitumia simu hii?</w:t>
+      </w:r>
+    </w:p>
+    <w:p>
+      <w:r>
+        <w:rPr>
+          <w:b/>
+          <w:i w:val="0"/>
+        </w:rPr>
+        <w:t>8. Nikikuomba sasa, unaweza kutuma ujumbe mmoja kuhusu maji ulipo?</w:t>
+      </w:r>
+      <w:r>
+        <w:rPr>
+          <w:b w:val="0"/>
+          <w:i w:val="0"/>
+        </w:rPr>
+        <w:t xml:space="preserve"> </w:t>
+      </w:r>
+      <w:r>
+        <w:rPr>
+          <w:b w:val="0"/>
+          <w:i/>
+        </w:rPr>
+        <w:t>(Kisha: mwache atume kwa simu yake, wewe ukiangalia.)</w:t>
+      </w:r>
+      <w:r>
+        <w:rPr>
+          <w:b w:val="0"/>
+          <w:i w:val="0"/>
+        </w:rPr>
+        <w:t xml:space="preserve"> </w:t>
+      </w:r>
+      <w:r>
+        <w:rPr>
+          <w:b w:val="0"/>
+          <w:i/>
+        </w:rPr>
+        <w:t>(If I asked you now, could you send one message about the water where you are?)</w:t>
+      </w:r>
+    </w:p>
+    <w:p>
+      <w:pPr>
+        <w:ind w:left="454"/>
+      </w:pPr>
+      <w:r>
+        <w:rPr>
+          <w:b w:val="0"/>
+          <w:i/>
+        </w:rPr>
+        <w:t>Uliwahi kuambia mtu maji yameharibika? Ulifanyaje? Unafanyaje ili watu waamini taarifa yako — picha, sauti, jina lako?</w:t>
+      </w:r>
+    </w:p>
+    <w:p>
+      <w:pPr>
+        <w:spacing w:before="40"/>
+      </w:pPr>
+      <w:r>
+        <w:rPr>
+          <w:color w:val="BFBFBF"/>
+        </w:rPr>
+        <w:t>————————————————————————————————————————</w:t>
       </w:r>
     </w:p>
     <w:p>
@@ -311,121 +535,71 @@
           <w:b w:val="0"/>
           <w:i w:val="0"/>
         </w:rPr>
-        <w:t>B. Uamuzi wa mwisho mgumu · The last hard decision</w:t>
+        <w:t>Probes za kawaida (tumia wakati wa hadithi)</w:t>
       </w:r>
     </w:p>
     <w:p>
-      <w:pPr>
-        <w:pStyle w:val="ListNumber"/>
-      </w:pPr>
       <w:r>
         <w:rPr>
           <w:b w:val="0"/>
           <w:i w:val="0"/>
         </w:rPr>
-        <w:t xml:space="preserve">Mara ya mwisho ulipohamisha mifugo, ilikuwa mwezi gani? Nini kilikufanya uamue? </w:t>
+        <w:t xml:space="preserve">Nani? · Kwa nini? · Kwa muda gani / siku ngapi? · Ilikugharimu nini — shilingi, mifugo, saa, mafuta? · Hii hufanyika mara ngapi kwa mwaka? · Uliwahi </w:t>
+      </w:r>
+      <w:r>
+        <w:rPr>
+          <w:b/>
+          <w:i w:val="0"/>
+        </w:rPr>
+        <w:t>kulipa</w:t>
+      </w:r>
+      <w:r>
+        <w:rPr>
+          <w:b w:val="0"/>
+          <w:i w:val="0"/>
+        </w:rPr>
+        <w:t xml:space="preserve"> kwa hii? · Nini kilitokea baadaye?</w:t>
+      </w:r>
+    </w:p>
+    <w:p>
+      <w:r>
+        <w:rPr>
+          <w:b w:val="0"/>
+          <w:i/>
+        </w:rPr>
+        <w:t>Always: Namba?</w:t>
+      </w:r>
+      <w:r>
+        <w:rPr>
+          <w:b w:val="0"/>
+          <w:i w:val="0"/>
+        </w:rPr>
+        <w:t xml:space="preserve"> (</w:t>
       </w:r>
       <w:r>
         <w:rPr>
           <w:b w:val="0"/>
           <w:i/>
         </w:rPr>
-        <w:t>(When did you last move the animals — which month — and what made you decide?)</w:t>
+        <w:t>"Siku ngapi? Kilometa ngapi? Shilingi ngapi? Wanyama wangapi?"</w:t>
       </w:r>
-    </w:p>
-    <w:p>
-      <w:pPr>
-        <w:pStyle w:val="ListNumber"/>
-      </w:pPr>
       <w:r>
         <w:rPr>
           <w:b w:val="0"/>
           <w:i w:val="0"/>
         </w:rPr>
-        <w:t xml:space="preserve">Uliuliza nani? Kila mmoja alisema nini? </w:t>
-      </w:r>
-      <w:r>
-        <w:rPr>
-          <w:b w:val="0"/>
-          <w:i/>
-        </w:rPr>
-        <w:t>(Who did you ask, and what did each say?)</w:t>
+        <w:t>)</w:t>
       </w:r>
     </w:p>
     <w:p>
       <w:pPr>
-        <w:pStyle w:val="ListNumber"/>
+        <w:spacing w:before="40"/>
       </w:pPr>
       <w:r>
         <w:rPr>
-          <w:b w:val="0"/>
-          <w:i w:val="0"/>
+          <w:color w:val="BFBFBF"/>
         </w:rPr>
-        <w:t xml:space="preserve">Ulichukua siku ngapi kuamua — kuanzia ulipofikiria hadi siku ya kuhama? </w:t>
-      </w:r>
-      <w:r>
-        <w:rPr>
-          <w:b w:val="0"/>
-          <w:i/>
-        </w:rPr>
-        <w:t>(How many days from first thought to moving?)</w:t>
-      </w:r>
-    </w:p>
-    <w:p>
-      <w:pPr>
-        <w:pStyle w:val="ListNumber"/>
-      </w:pPr>
-      <w:r>
-        <w:rPr>
-          <w:b w:val="0"/>
-          <w:i w:val="0"/>
-        </w:rPr>
-        <w:t xml:space="preserve">Ulijaribu nini kwanza, kabla ya kuhama? </w:t>
-      </w:r>
-      <w:r>
-        <w:rPr>
-          <w:b w:val="0"/>
-          <w:i/>
-        </w:rPr>
-        <w:t>(What did you try first, before moving?)</w:t>
-      </w:r>
-    </w:p>
-    <w:p>
-      <w:pPr>
-        <w:pStyle w:val="ListNumber"/>
-      </w:pPr>
-      <w:r>
-        <w:rPr>
-          <w:b w:val="0"/>
-          <w:i w:val="0"/>
-        </w:rPr>
-        <w:t xml:space="preserve">Kuhama kulikugharimu nini — fedha, mifugo, siku, uhusiano? </w:t>
-      </w:r>
-      <w:r>
-        <w:rPr>
-          <w:b w:val="0"/>
-          <w:i/>
-        </w:rPr>
-        <w:t>(What did the move cost you in money, animals, days, relationships?)</w:t>
-      </w:r>
-    </w:p>
-    <w:p>
-      <w:pPr>
-        <w:pStyle w:val="ListNumber"/>
-      </w:pPr>
-      <w:r>
-        <w:rPr>
-          <w:b w:val="0"/>
-          <w:i w:val="0"/>
-        </w:rPr>
-        <w:t xml:space="preserve">Kulikuwa na wakati ulikaribia kwenda mahali pengine? Kwa nini hukwenda? </w:t>
-      </w:r>
-      <w:r>
-        <w:rPr>
-          <w:b w:val="0"/>
-          <w:i/>
-        </w:rPr>
-        <w:t>(Was there a moment you nearly went somewhere else — why not?)</w:t>
+        <w:t>————————————————————————————————————————</w:t>
       </w:r>
     </w:p>
     <w:p>
@@ -437,1001 +611,7 @@
           <w:b w:val="0"/>
           <w:i w:val="0"/>
         </w:rPr>
-        <w:t>C. Maji · Water</w:t>
-      </w:r>
-    </w:p>
-    <w:p>
-      <w:pPr>
-        <w:pStyle w:val="ListNumber"/>
-      </w:pPr>
-      <w:r>
-        <w:rPr>
-          <w:b w:val="0"/>
-          <w:i w:val="0"/>
-        </w:rPr>
-        <w:t xml:space="preserve">Mara ya mwisho ulipofika maji na maji hayakuwa ya kutosha — chanzo gani, mwezi gani, ulitembea muda gani? </w:t>
-      </w:r>
-      <w:r>
-        <w:rPr>
-          <w:b w:val="0"/>
-          <w:i/>
-        </w:rPr>
-        <w:t>(The last time you walked to water and it was not enough — which point, which month, how long did you walk?)</w:t>
-      </w:r>
-    </w:p>
-    <w:p>
-      <w:pPr>
-        <w:pStyle w:val="ListNumber"/>
-      </w:pPr>
-      <w:r>
-        <w:rPr>
-          <w:b w:val="0"/>
-          <w:i w:val="0"/>
-        </w:rPr>
-        <w:t xml:space="preserve">Ulifanya nini siku hiyo? Ulienda mahali pengine? Umbali gani? </w:t>
-      </w:r>
-      <w:r>
-        <w:rPr>
-          <w:b w:val="0"/>
-          <w:i/>
-        </w:rPr>
-        <w:t>(What did you do that day — did you go elsewhere, how far?)</w:t>
-      </w:r>
-    </w:p>
-    <w:p>
-      <w:pPr>
-        <w:pStyle w:val="ListNumber"/>
-      </w:pPr>
-      <w:r>
-        <w:rPr>
-          <w:b w:val="0"/>
-          <w:i w:val="0"/>
-        </w:rPr>
-        <w:t xml:space="preserve">Siku hiyo ilikugharimu nini — saa, fedha, mafuta, mifugo, hasira? </w:t>
-      </w:r>
-      <w:r>
-        <w:rPr>
-          <w:b w:val="0"/>
-          <w:i/>
-        </w:rPr>
-        <w:t>(What did that day cost you — hours, money, fuel, animals, tempers?)</w:t>
-      </w:r>
-    </w:p>
-    <w:p>
-      <w:pPr>
-        <w:pStyle w:val="ListNumber"/>
-      </w:pPr>
-      <w:r>
-        <w:rPr>
-          <w:b w:val="0"/>
-          <w:i w:val="0"/>
-        </w:rPr>
-        <w:t xml:space="preserve">Kuna chanzo uliacha kwenda? Kwa nini? </w:t>
-      </w:r>
-      <w:r>
-        <w:rPr>
-          <w:b w:val="0"/>
-          <w:i/>
-        </w:rPr>
-        <w:t>(Is there a point you stopped going to — why?)</w:t>
-      </w:r>
-    </w:p>
-    <w:p>
-      <w:pPr>
-        <w:pStyle w:val="ListNumber"/>
-      </w:pPr>
-      <w:r>
-        <w:rPr>
-          <w:b w:val="0"/>
-          <w:i w:val="0"/>
-        </w:rPr>
-        <w:t xml:space="preserve">Nani anakuambia kama maji yapo, au foleni ni ndefu? Unajuaje? </w:t>
-      </w:r>
-      <w:r>
-        <w:rPr>
-          <w:b w:val="0"/>
-          <w:i/>
-        </w:rPr>
-        <w:t>(Who tells you whether the water is working, or the queue is long? How do you find out?)</w:t>
-      </w:r>
-    </w:p>
-    <w:p>
-      <w:pPr>
-        <w:pStyle w:val="ListNumber"/>
-      </w:pPr>
-      <w:r>
-        <w:rPr>
-          <w:b w:val="0"/>
-          <w:i w:val="0"/>
-        </w:rPr>
-        <w:t xml:space="preserve">Uliwahi kulipa mtu kwa taarifa ya maji? Nini kilitokea? </w:t>
-      </w:r>
-      <w:r>
-        <w:rPr>
-          <w:b w:val="0"/>
-          <w:i/>
-        </w:rPr>
-        <w:t>(Have you ever paid someone for information about water — what happened?)</w:t>
-      </w:r>
-    </w:p>
-    <w:p>
-      <w:pPr>
-        <w:pStyle w:val="Heading2"/>
-      </w:pPr>
-      <w:r>
-        <w:rPr>
-          <w:b w:val="0"/>
-          <w:i w:val="0"/>
-        </w:rPr>
-        <w:t>D. Malisho · Grazing and pasture</w:t>
-      </w:r>
-    </w:p>
-    <w:p>
-      <w:pPr>
-        <w:pStyle w:val="ListNumber"/>
-      </w:pPr>
-      <w:r>
-        <w:rPr>
-          <w:b w:val="0"/>
-          <w:i w:val="0"/>
-        </w:rPr>
-        <w:t xml:space="preserve">Malisho karibu na maji yako yalikwisha lini? Mwezi gani? </w:t>
-      </w:r>
-      <w:r>
-        <w:rPr>
-          <w:b w:val="0"/>
-          <w:i/>
-        </w:rPr>
-        <w:t>(When did the grass near your water last run out — which month?)</w:t>
-      </w:r>
-    </w:p>
-    <w:p>
-      <w:pPr>
-        <w:pStyle w:val="ListNumber"/>
-      </w:pPr>
-      <w:r>
-        <w:rPr>
-          <w:b w:val="0"/>
-          <w:i w:val="0"/>
-        </w:rPr>
-        <w:t xml:space="preserve">Ulijuaje yamekwisha — nani aliona, na aliona nini? </w:t>
-      </w:r>
-      <w:r>
-        <w:rPr>
-          <w:b w:val="0"/>
-          <w:i/>
-        </w:rPr>
-        <w:t>(How did you know it was finished — who saw it, and what did they see?)</w:t>
-      </w:r>
-    </w:p>
-    <w:p>
-      <w:pPr>
-        <w:pStyle w:val="ListNumber"/>
-      </w:pPr>
-      <w:r>
-        <w:rPr>
-          <w:b w:val="0"/>
-          <w:i w:val="0"/>
-        </w:rPr>
-        <w:t xml:space="preserve">Ulifanya nini baada ya hapo? Nani alikushauri? Ilifanikiwa? </w:t>
-      </w:r>
-      <w:r>
-        <w:rPr>
-          <w:b w:val="0"/>
-          <w:i/>
-        </w:rPr>
-        <w:t>(What did you do next, who suggested it, did it work?)</w:t>
-      </w:r>
-    </w:p>
-    <w:p>
-      <w:pPr>
-        <w:pStyle w:val="ListNumber"/>
-      </w:pPr>
-      <w:r>
-        <w:rPr>
-          <w:b w:val="0"/>
-          <w:i w:val="0"/>
-        </w:rPr>
-        <w:t xml:space="preserve">Ulipoteza mifugo mingapi, au maziwa kiasi gani, katika kipindi hicho? </w:t>
-      </w:r>
-      <w:r>
-        <w:rPr>
-          <w:b w:val="0"/>
-          <w:i/>
-        </w:rPr>
-        <w:t>(How many animals or how much milk did you lose in that period?)</w:t>
-      </w:r>
-    </w:p>
-    <w:p>
-      <w:pPr>
-        <w:pStyle w:val="ListNumber"/>
-      </w:pPr>
-      <w:r>
-        <w:rPr>
-          <w:b w:val="0"/>
-          <w:i w:val="0"/>
-        </w:rPr>
-        <w:t xml:space="preserve">Kuna mtu anakuambia mapema mahali malisho yapo? Nani, mara ngapi? </w:t>
-      </w:r>
-      <w:r>
-        <w:rPr>
-          <w:b w:val="0"/>
-          <w:i/>
-        </w:rPr>
-        <w:t>(Does anyone tell you in advance where the grass is good — who, how often?)</w:t>
-      </w:r>
-    </w:p>
-    <w:p>
-      <w:pPr>
-        <w:pStyle w:val="ListNumber"/>
-      </w:pPr>
-      <w:r>
-        <w:rPr>
-          <w:b w:val="0"/>
-          <w:i w:val="0"/>
-        </w:rPr>
-        <w:t xml:space="preserve">Uliwahi kulipa kwa taarifa ya malisho — simu, usafiri kwenda kuangalia, zawadi? </w:t>
-      </w:r>
-      <w:r>
-        <w:rPr>
-          <w:b w:val="0"/>
-          <w:i/>
-        </w:rPr>
-        <w:t>(Have you ever paid for news about pasture — a call, transport to go and look, a gift?)</w:t>
-      </w:r>
-    </w:p>
-    <w:p>
-      <w:pPr>
-        <w:pStyle w:val="Heading2"/>
-      </w:pPr>
-      <w:r>
-        <w:rPr>
-          <w:b w:val="0"/>
-          <w:i w:val="0"/>
-        </w:rPr>
-        <w:t>E. Kupe, minyoo na afya · Ticks, worms, animal health</w:t>
-      </w:r>
-    </w:p>
-    <w:p>
-      <w:pPr>
-        <w:pStyle w:val="ListNumber"/>
-      </w:pPr>
-      <w:r>
-        <w:rPr>
-          <w:b w:val="0"/>
-          <w:i w:val="0"/>
-        </w:rPr>
-        <w:t xml:space="preserve">Mara ya mwisho ulipoona kupe au minyoo, ilikuwa mwezi gani? </w:t>
-      </w:r>
-      <w:r>
-        <w:rPr>
-          <w:b w:val="0"/>
-          <w:i/>
-        </w:rPr>
-        <w:t>(When did you last find ticks or worms — which month?)</w:t>
-      </w:r>
-    </w:p>
-    <w:p>
-      <w:pPr>
-        <w:pStyle w:val="ListNumber"/>
-      </w:pPr>
-      <w:r>
-        <w:rPr>
-          <w:b w:val="0"/>
-          <w:i w:val="0"/>
-        </w:rPr>
-        <w:t xml:space="preserve">Ulifanya nini kwanza? Uliuliza nani? </w:t>
-      </w:r>
-      <w:r>
-        <w:rPr>
-          <w:b w:val="0"/>
-          <w:i/>
-        </w:rPr>
-        <w:t>(What did you do first, and who did you ask?)</w:t>
-      </w:r>
-    </w:p>
-    <w:p>
-      <w:pPr>
-        <w:pStyle w:val="ListNumber"/>
-      </w:pPr>
-      <w:r>
-        <w:rPr>
-          <w:b w:val="0"/>
-          <w:i w:val="0"/>
-        </w:rPr>
-        <w:t xml:space="preserve">Ulinunua nini, kwa nani, bei gani? Ilisaidia? </w:t>
-      </w:r>
-      <w:r>
-        <w:rPr>
-          <w:b w:val="0"/>
-          <w:i/>
-        </w:rPr>
-        <w:t>(What did you buy, from whom, at what price — did it work?)</w:t>
-      </w:r>
-    </w:p>
-    <w:p>
-      <w:pPr>
-        <w:pStyle w:val="ListNumber"/>
-      </w:pPr>
-      <w:r>
-        <w:rPr>
-          <w:b w:val="0"/>
-          <w:i w:val="0"/>
-        </w:rPr>
-        <w:t xml:space="preserve">Nani alikuambia uangalie mifugo — au uliona mwenyewe? </w:t>
-      </w:r>
-      <w:r>
-        <w:rPr>
-          <w:b w:val="0"/>
-          <w:i/>
-        </w:rPr>
-        <w:t>(Who told you to look at the animals — or did you just see it?)</w:t>
-      </w:r>
-    </w:p>
-    <w:p>
-      <w:pPr>
-        <w:pStyle w:val="ListNumber"/>
-      </w:pPr>
-      <w:r>
-        <w:rPr>
-          <w:b w:val="0"/>
-          <w:i w:val="0"/>
-        </w:rPr>
-        <w:t xml:space="preserve">Kama ungeambiwa mapema kwamba hali ya kupe inaandaa, ungefanya nini tofauti? </w:t>
-      </w:r>
-      <w:r>
-        <w:rPr>
-          <w:b w:val="0"/>
-          <w:i/>
-        </w:rPr>
-        <w:t>(If you had been told earlier that tick conditions were forming, what would you have done differently — what did you do last time?)</w:t>
-      </w:r>
-    </w:p>
-    <w:p>
-      <w:pPr>
-        <w:pStyle w:val="Heading2"/>
-      </w:pPr>
-      <w:r>
-        <w:rPr>
-          <w:b w:val="0"/>
-          <w:i w:val="0"/>
-        </w:rPr>
-        <w:t>F. Habari za sasa · Where information comes from today</w:t>
-      </w:r>
-    </w:p>
-    <w:p>
-      <w:pPr>
-        <w:pStyle w:val="ListNumber"/>
-      </w:pPr>
-      <w:r>
-        <w:rPr>
-          <w:b w:val="0"/>
-          <w:i w:val="0"/>
-        </w:rPr>
-        <w:t xml:space="preserve">Habari za mvua na malisho unazipata wapi? Redio, chief, majirani, kikundi cha WhatsApp, daktari wa mifugo? Kipi kwanza? </w:t>
-      </w:r>
-      <w:r>
-        <w:rPr>
-          <w:b w:val="0"/>
-          <w:i/>
-        </w:rPr>
-        <w:t>(Where do you get news of rain and grazing — radio, chief, neighbours, a WhatsApp group, the vet? Which first?)</w:t>
-      </w:r>
-    </w:p>
-    <w:p>
-      <w:pPr>
-        <w:pStyle w:val="ListNumber"/>
-      </w:pPr>
-      <w:r>
-        <w:rPr>
-          <w:b w:val="0"/>
-          <w:i w:val="0"/>
-        </w:rPr>
-        <w:t xml:space="preserve">Kipi kimewahi kukosea na kikakugharimu? Nini kilitokea? </w:t>
-      </w:r>
-      <w:r>
-        <w:rPr>
-          <w:b w:val="0"/>
-          <w:i/>
-        </w:rPr>
-        <w:t>(Which of those has been wrong in a way that cost you — what happened?)</w:t>
-      </w:r>
-    </w:p>
-    <w:p>
-      <w:pPr>
-        <w:pStyle w:val="ListNumber"/>
-      </w:pPr>
-      <w:r>
-        <w:rPr>
-          <w:b w:val="0"/>
-          <w:i w:val="0"/>
-        </w:rPr>
-        <w:t xml:space="preserve">Uliamini nini wiki iliyopita ambacho hakikuwa kweli? Uligundua vipi? </w:t>
-      </w:r>
-      <w:r>
-        <w:rPr>
-          <w:b w:val="0"/>
-          <w:i/>
-        </w:rPr>
-        <w:t>(What did you believe last week that turned out to be wrong — how did you find out?)</w:t>
-      </w:r>
-    </w:p>
-    <w:p>
-      <w:pPr>
-        <w:pStyle w:val="ListNumber"/>
-      </w:pPr>
-      <w:r>
-        <w:rPr>
-          <w:b w:val="0"/>
-          <w:i w:val="0"/>
-        </w:rPr>
-        <w:t xml:space="preserve">Mwezi wa kawaida unatumia kiasi gani kwa airtime na bundle? </w:t>
-      </w:r>
-      <w:r>
-        <w:rPr>
-          <w:b w:val="0"/>
-          <w:i/>
-        </w:rPr>
-        <w:t>(What do you spend a normal month on airtime and data?)</w:t>
-      </w:r>
-    </w:p>
-    <w:p>
-      <w:pPr>
-        <w:pStyle w:val="ListNumber"/>
-      </w:pPr>
-      <w:r>
-        <w:rPr>
-          <w:b w:val="0"/>
-          <w:i w:val="0"/>
-        </w:rPr>
-        <w:t xml:space="preserve">Uko kwenye kikundi cha WhatsApp cha wachungaji? Wangapi? Kinaitwaje? Nani anasambaza kwa nani? </w:t>
-      </w:r>
-      <w:r>
-        <w:rPr>
-          <w:b w:val="0"/>
-          <w:i/>
-        </w:rPr>
-        <w:t>(Are you in a herders' WhatsApp group — how many, what is it called, who forwards to whom?)</w:t>
-      </w:r>
-    </w:p>
-    <w:p>
-      <w:pPr>
-        <w:pStyle w:val="Heading2"/>
-      </w:pPr>
-      <w:r>
-        <w:rPr>
-          <w:b w:val="0"/>
-          <w:i w:val="0"/>
-        </w:rPr>
-        <w:t>G. Simu yenyewe · The phone itself</w:t>
-      </w:r>
-    </w:p>
-    <w:p>
-      <w:pPr>
-        <w:pStyle w:val="ListNumber"/>
-      </w:pPr>
-      <w:r>
-        <w:rPr>
-          <w:b w:val="0"/>
-          <w:i w:val="0"/>
-        </w:rPr>
-        <w:t xml:space="preserve">Simu hii ni ya nani? SIM ngapi? Nani mwingine anaitumia? </w:t>
-      </w:r>
-      <w:r>
-        <w:rPr>
-          <w:b w:val="0"/>
-          <w:i/>
-        </w:rPr>
-        <w:t>(Whose phone is this, how many SIMs, who else uses it?)</w:t>
-      </w:r>
-    </w:p>
-    <w:p>
-      <w:pPr>
-        <w:pStyle w:val="ListNumber"/>
-      </w:pPr>
-      <w:r>
-        <w:rPr>
-          <w:b w:val="0"/>
-          <w:i w:val="0"/>
-        </w:rPr>
-        <w:t xml:space="preserve">Mara ya mwisho hamna mtandao malishoni, ilikuwa lini? Kwa muda gani? </w:t>
-      </w:r>
-      <w:r>
-        <w:rPr>
-          <w:b w:val="0"/>
-          <w:i/>
-        </w:rPr>
-        <w:t>(When did you last have no network where you keep animals — for how long?)</w:t>
-      </w:r>
-    </w:p>
-    <w:p>
-      <w:pPr>
-        <w:pStyle w:val="ListNumber"/>
-      </w:pPr>
-      <w:r>
-        <w:rPr>
-          <w:b w:val="0"/>
-          <w:i w:val="0"/>
-        </w:rPr>
-        <w:t xml:space="preserve">Unachaji wapi? Betri ikikwisha, unafanya nini? </w:t>
-      </w:r>
-      <w:r>
-        <w:rPr>
-          <w:b w:val="0"/>
-          <w:i/>
-        </w:rPr>
-        <w:t>(Where do you charge it — what happens when the battery dies?)</w:t>
-      </w:r>
-    </w:p>
-    <w:p>
-      <w:pPr>
-        <w:pStyle w:val="ListNumber"/>
-      </w:pPr>
-      <w:r>
-        <w:rPr>
-          <w:b w:val="0"/>
-          <w:i w:val="0"/>
-        </w:rPr>
-        <w:t xml:space="preserve">Unasoma kwa raha? Unasoma ujumbe, au unasikiliza sauti? </w:t>
-      </w:r>
-      <w:r>
-        <w:rPr>
-          <w:b w:val="0"/>
-          <w:i/>
-        </w:rPr>
-        <w:t>(Can you read comfortably — do you read messages or listen to voice notes?)</w:t>
-      </w:r>
-    </w:p>
-    <w:p>
-      <w:pPr>
-        <w:pStyle w:val="ListNumber"/>
-      </w:pPr>
-      <w:r>
-        <w:rPr>
-          <w:b w:val="0"/>
-          <w:i w:val="0"/>
-        </w:rPr>
-        <w:t xml:space="preserve">Nionyeshe unafanya nini ukipata ujumbe usioelewa. </w:t>
-      </w:r>
-      <w:r>
-        <w:rPr>
-          <w:b w:val="0"/>
-          <w:i/>
-        </w:rPr>
-        <w:t>(Show me what you do when you get a message you do not understand — I will just watch.)</w:t>
-      </w:r>
-    </w:p>
-    <w:p>
-      <w:pPr>
-        <w:pStyle w:val="Heading2"/>
-      </w:pPr>
-      <w:r>
-        <w:rPr>
-          <w:b w:val="0"/>
-          <w:i w:val="0"/>
-        </w:rPr>
-        <w:t>H. Fedha · Money</w:t>
-      </w:r>
-    </w:p>
-    <w:p>
-      <w:pPr>
-        <w:pStyle w:val="ListNumber"/>
-      </w:pPr>
-      <w:r>
-        <w:rPr>
-          <w:b w:val="0"/>
-          <w:i w:val="0"/>
-        </w:rPr>
-        <w:t xml:space="preserve">Mwezi uliopita ulitumia kiasi gani kwa mifugo — dawa, maji, usafiri, chakula, vet? </w:t>
-      </w:r>
-      <w:r>
-        <w:rPr>
-          <w:b w:val="0"/>
-          <w:i/>
-        </w:rPr>
-        <w:t>(Last month, what did you spend on the animals — drugs, water, transport, feed, a vet?)</w:t>
-      </w:r>
-    </w:p>
-    <w:p>
-      <w:pPr>
-        <w:pStyle w:val="ListNumber"/>
-      </w:pPr>
-      <w:r>
-        <w:rPr>
-          <w:b w:val="0"/>
-          <w:i w:val="0"/>
-        </w:rPr>
-        <w:t xml:space="preserve">Ukiitaji shilingi 5,000 haraka, unauza nini, au unampigia nani? </w:t>
-      </w:r>
-      <w:r>
-        <w:rPr>
-          <w:b w:val="0"/>
-          <w:i/>
-        </w:rPr>
-        <w:t>(If you needed 5,000 shillings quickly, what would you sell or who would you call?)</w:t>
-      </w:r>
-    </w:p>
-    <w:p>
-      <w:pPr>
-        <w:pStyle w:val="ListNumber"/>
-      </w:pPr>
-      <w:r>
-        <w:rPr>
-          <w:b w:val="0"/>
-          <w:i w:val="0"/>
-        </w:rPr>
-        <w:t xml:space="preserve">Uliwahi kununua bundle, huduma ya SMS, au kubeti? Kiasi gani kwa mwezi? </w:t>
-      </w:r>
-      <w:r>
-        <w:rPr>
-          <w:b w:val="0"/>
-          <w:i/>
-        </w:rPr>
-        <w:t>(Have you ever paid for a bundle, an SMS service or betting — how much a month?)</w:t>
-      </w:r>
-    </w:p>
-    <w:p>
-      <w:pPr>
-        <w:pStyle w:val="ListNumber"/>
-      </w:pPr>
-      <w:r>
-        <w:rPr>
-          <w:b w:val="0"/>
-          <w:i w:val="0"/>
-        </w:rPr>
-        <w:t xml:space="preserve">Uliwahi kulipa kwa ushauri — vet, agrovet, broker, mtu wa usafiri? Bei gani? Ilifaa? </w:t>
-      </w:r>
-      <w:r>
-        <w:rPr>
-          <w:b w:val="0"/>
-          <w:i/>
-        </w:rPr>
-        <w:t>(Have you ever paid for advice — vet, agrovet, broker, transporter? How much, and was it worth it?)</w:t>
-      </w:r>
-    </w:p>
-    <w:p>
-      <w:pPr>
-        <w:pStyle w:val="Heading2"/>
-      </w:pPr>
-      <w:r>
-        <w:rPr>
-          <w:b w:val="0"/>
-          <w:i w:val="0"/>
-        </w:rPr>
-        <w:t>I. Kuamini na kukosewa · Trust and being wrong</w:t>
-      </w:r>
-    </w:p>
-    <w:p>
-      <w:pPr>
-        <w:pStyle w:val="ListNumber"/>
-      </w:pPr>
-      <w:r>
-        <w:rPr>
-          <w:b w:val="0"/>
-          <w:i w:val="0"/>
-        </w:rPr>
-        <w:t xml:space="preserve">Niambie wakati ushauri kuhusu mifugo au mvua ulikosea. Ulifanya nini? </w:t>
-      </w:r>
-      <w:r>
-        <w:rPr>
-          <w:b w:val="0"/>
-          <w:i/>
-        </w:rPr>
-        <w:t>(Tell me about a time advice on animals or rain was wrong — what did you do?)</w:t>
-      </w:r>
-    </w:p>
-    <w:p>
-      <w:pPr>
-        <w:pStyle w:val="ListNumber"/>
-      </w:pPr>
-      <w:r>
-        <w:rPr>
-          <w:b w:val="0"/>
-          <w:i w:val="0"/>
-        </w:rPr>
-        <w:t xml:space="preserve">Simu ikikuambia mvua inakuja siku tano, kisha isinyeshe — utaifanyia nini simu hiyo? </w:t>
-      </w:r>
-      <w:r>
-        <w:rPr>
-          <w:b w:val="0"/>
-          <w:i/>
-        </w:rPr>
-        <w:t>(If a phone said rain was coming in five days and it did not come, what would you do with that phone?)</w:t>
-      </w:r>
-    </w:p>
-    <w:p>
-      <w:pPr>
-        <w:pStyle w:val="ListNumber"/>
-      </w:pPr>
-      <w:r>
-        <w:rPr>
-          <w:b w:val="0"/>
-          <w:i w:val="0"/>
-        </w:rPr>
-        <w:t xml:space="preserve">Kuhusu mvua, unamwamini nani: chief, redio, vet, jirani, au ujumbe wa simu? Kwa nini? </w:t>
-      </w:r>
-      <w:r>
-        <w:rPr>
-          <w:b w:val="0"/>
-          <w:i/>
-        </w:rPr>
-        <w:t>(Who do you believe about rain — chief, radio, vet, neighbour or a phone message? Why?)</w:t>
-      </w:r>
-    </w:p>
-    <w:p>
-      <w:pPr>
-        <w:pStyle w:val="ListNumber"/>
-      </w:pPr>
-      <w:r>
-        <w:rPr>
-          <w:b w:val="0"/>
-          <w:i w:val="0"/>
-        </w:rPr>
-        <w:t xml:space="preserve">Nini kitakufanya uache kuamini huduma kama hii kabisa? </w:t>
-      </w:r>
-      <w:r>
-        <w:rPr>
-          <w:b w:val="0"/>
-          <w:i/>
-        </w:rPr>
-        <w:t>(What would make you stop trusting a service like this completely?)</w:t>
-      </w:r>
-    </w:p>
-    <w:p>
-      <w:pPr>
-        <w:pStyle w:val="ListNumber"/>
-      </w:pPr>
-      <w:r>
-        <w:rPr>
-          <w:b w:val="0"/>
-          <w:i w:val="0"/>
-        </w:rPr>
-        <w:t xml:space="preserve">Huduma ikisema "hatujui", ni bora au mbaya kuliko kubahatisha? </w:t>
-      </w:r>
-      <w:r>
-        <w:rPr>
-          <w:b w:val="0"/>
-          <w:i/>
-        </w:rPr>
-        <w:t>(If a service says "we do not know", is that better or worse than a guess?)</w:t>
-      </w:r>
-    </w:p>
-    <w:p>
-      <w:pPr>
-        <w:pStyle w:val="Heading2"/>
-      </w:pPr>
-      <w:r>
-        <w:rPr>
-          <w:b w:val="0"/>
-          <w:i w:val="0"/>
-        </w:rPr>
-        <w:t>J. Wengine walijaribu · What others have tried</w:t>
-      </w:r>
-    </w:p>
-    <w:p>
-      <w:pPr>
-        <w:pStyle w:val="ListNumber"/>
-      </w:pPr>
-      <w:r>
-        <w:rPr>
-          <w:b w:val="0"/>
-          <w:i w:val="0"/>
-        </w:rPr>
-        <w:t xml:space="preserve">Mashirika gani yamewahi kuwapa taarifa au huduma kama hizi — NGO, county, redio, kanisa, bima? Nini kilitokea? Inaendelea? </w:t>
-      </w:r>
-      <w:r>
-        <w:rPr>
-          <w:b w:val="0"/>
-          <w:i/>
-        </w:rPr>
-        <w:t>(Which organisations have given you information or services like this — NGO, county, radio, church, insurance? What happened, is it still running?)</w:t>
-      </w:r>
-    </w:p>
-    <w:p>
-      <w:pPr>
-        <w:pStyle w:val="ListNumber"/>
-      </w:pPr>
-      <w:r>
-        <w:rPr>
-          <w:b w:val="0"/>
-          <w:i w:val="0"/>
-        </w:rPr>
-        <w:t xml:space="preserve">Kwa nini kiliisha — au nini kingekufanya uendelee kuitumia? </w:t>
-      </w:r>
-      <w:r>
-        <w:rPr>
-          <w:b w:val="0"/>
-          <w:i/>
-        </w:rPr>
-        <w:t>(Why did it stop — or what would have made you keep using it?)</w:t>
-      </w:r>
-    </w:p>
-    <w:p>
-      <w:pPr>
-        <w:pStyle w:val="Heading2"/>
-      </w:pPr>
-      <w:r>
-        <w:rPr>
-          <w:b w:val="0"/>
-          <w:i w:val="0"/>
-        </w:rPr>
-        <w:t>K. Nyumbani · Household and beneficiary</w:t>
-      </w:r>
-    </w:p>
-    <w:p>
-      <w:pPr>
-        <w:pStyle w:val="ListNumber"/>
-      </w:pPr>
-      <w:r>
-        <w:rPr>
-          <w:b w:val="0"/>
-          <w:i w:val="0"/>
-        </w:rPr>
-        <w:t xml:space="preserve">Unapopata taarifa mapema, nani ananufaika kwanza nyumbani, na anapata nini? </w:t>
-      </w:r>
-      <w:r>
-        <w:rPr>
-          <w:b w:val="0"/>
-          <w:i/>
-        </w:rPr>
-        <w:t>(When you get news early, who in the household benefits first, and what do they get?)</w:t>
-      </w:r>
-    </w:p>
-    <w:p>
-      <w:pPr>
-        <w:pStyle w:val="ListNumber"/>
-      </w:pPr>
-      <w:r>
-        <w:rPr>
-          <w:b w:val="0"/>
-          <w:i w:val="0"/>
-        </w:rPr>
-        <w:t xml:space="preserve">Nani anachota maji na kunyunyizia mbuzi? Kutembea kunabadilikaje kwa misimu? </w:t>
-      </w:r>
-      <w:r>
-        <w:rPr>
-          <w:b w:val="0"/>
-          <w:i/>
-        </w:rPr>
-        <w:t>(Who fetches water and waters the small stock — how does the walking change with the season?)</w:t>
-      </w:r>
-    </w:p>
-    <w:p>
-      <w:pPr>
-        <w:pStyle w:val="ListNumber"/>
-      </w:pPr>
-      <w:r>
-        <w:rPr>
-          <w:b w:val="0"/>
-          <w:i w:val="0"/>
-        </w:rPr>
-        <w:t xml:space="preserve">Nani anaamua kuhusu mbuzi na kondoo, na fedha za maziwa? </w:t>
-      </w:r>
-      <w:r>
-        <w:rPr>
-          <w:b w:val="0"/>
-          <w:i/>
-        </w:rPr>
-        <w:t>(Who decides about the shoats, and the milk money?)</w:t>
-      </w:r>
-    </w:p>
-    <w:p>
-      <w:pPr>
-        <w:pStyle w:val="ListNumber"/>
-      </w:pPr>
-      <w:r>
-        <w:rPr>
-          <w:b w:val="0"/>
-          <w:i w:val="0"/>
-        </w:rPr>
-        <w:t xml:space="preserve">Nyumbani kwako kungebadilika nini kama hutapoteza safari hata moja kwa maji mwaka huu? </w:t>
-      </w:r>
-      <w:r>
-        <w:rPr>
-          <w:b w:val="0"/>
-          <w:i/>
-        </w:rPr>
-        <w:t>(What would change in your house if you never wasted a single walk for water this year?)</w:t>
-      </w:r>
-    </w:p>
-    <w:p>
-      <w:pPr>
-        <w:pStyle w:val="Heading2"/>
-      </w:pPr>
-      <w:r>
-        <w:rPr>
-          <w:b w:val="0"/>
-          <w:i w:val="0"/>
-        </w:rPr>
-        <w:t>L. Kuchangia taarifa · Giving information</w:t>
-      </w:r>
-    </w:p>
-    <w:p>
-      <w:pPr>
-        <w:pStyle w:val="ListNumber"/>
-      </w:pPr>
-      <w:r>
-        <w:rPr>
-          <w:b w:val="0"/>
-          <w:i w:val="0"/>
-        </w:rPr>
-        <w:t xml:space="preserve">Uliwahi kuambia mtu mwingine kwamba maji yameharibika, au yanafanya kazi? Ulifanyaje — simu, kikundi, kwa mdomo? </w:t>
-      </w:r>
-      <w:r>
-        <w:rPr>
-          <w:b w:val="0"/>
-          <w:i/>
-        </w:rPr>
-        <w:t>(Have you ever told anyone that a water point was broken or working — how: a call, the group, in person?)</w:t>
-      </w:r>
-    </w:p>
-    <w:p>
-      <w:pPr>
-        <w:pStyle w:val="ListNumber"/>
-      </w:pPr>
-      <w:r>
-        <w:rPr>
-          <w:b w:val="0"/>
-          <w:i w:val="0"/>
-        </w:rPr>
-        <w:t xml:space="preserve">Mara ya mwisho ulipokuwa maji, ungeweza kutuma ujumbe mmoja kama ungeombwa? Ulifanya hivyo? </w:t>
-      </w:r>
-      <w:r>
-        <w:rPr>
-          <w:b w:val="0"/>
-          <w:i/>
-        </w:rPr>
-        <w:t>(The last time you were at the water, could you have sent one message if you had been asked — did you?)</w:t>
-      </w:r>
-    </w:p>
-    <w:p>
-      <w:pPr>
-        <w:pStyle w:val="ListNumber"/>
-      </w:pPr>
-      <w:r>
-        <w:rPr>
-          <w:b w:val="0"/>
-          <w:i w:val="0"/>
-        </w:rPr>
-        <w:t xml:space="preserve">Unapopeana taarifa kwa kikundi, hufanyaje ili watu waamini — picha, sauti, jina lako? </w:t>
-      </w:r>
-      <w:r>
-        <w:rPr>
-          <w:b w:val="0"/>
-          <w:i/>
-        </w:rPr>
-        <w:t>(When you pass information to the group, how do you make people believe it — a photo, a voice note, your name?)</w:t>
-      </w:r>
-    </w:p>
-    <w:p>
-      <w:pPr>
-        <w:pStyle w:val="ListNumber"/>
-      </w:pPr>
-      <w:r>
-        <w:rPr>
-          <w:b w:val="0"/>
-          <w:i w:val="0"/>
-        </w:rPr>
-        <w:t xml:space="preserve">Nini kingekufanya uache kuchangia taarifa? </w:t>
-      </w:r>
-      <w:r>
-        <w:rPr>
-          <w:b w:val="0"/>
-          <w:i/>
-        </w:rPr>
-        <w:t>(What would make you stop contributing information?)</w:t>
-      </w:r>
-    </w:p>
-    <w:p>
-      <w:pPr>
-        <w:pStyle w:val="Heading2"/>
-      </w:pPr>
-      <w:r>
-        <w:rPr>
-          <w:b w:val="0"/>
-          <w:i w:val="0"/>
-        </w:rPr>
-        <w:t>M. Omba kitu · Close: ask for something</w:t>
+        <w:t>Omba kitu (mwisho — dakika 5)</w:t>
       </w:r>
     </w:p>
     <w:p>
@@ -1450,7 +630,7 @@
           <w:b w:val="0"/>
           <w:i/>
         </w:rPr>
-        <w:t>(May I come back or call you in two weeks? — a time commitment)</w:t>
+        <w:t>(muda)</w:t>
       </w:r>
     </w:p>
     <w:p>
@@ -1462,14 +642,14 @@
           <w:b w:val="0"/>
           <w:i w:val="0"/>
         </w:rPr>
-        <w:t xml:space="preserve">Unaweza kunionyesha simu yako, nitume ujumbe mmoja sasa, nawe ukiangalia? </w:t>
+        <w:t xml:space="preserve">Naweza kutuma ujumbe mmoja kwa simu yako sasa, nawewe ukiangalia? </w:t>
       </w:r>
       <w:r>
         <w:rPr>
           <w:b w:val="0"/>
           <w:i/>
         </w:rPr>
-        <w:t>(Would you show me your phone and let me send one message now, while you watch?)</w:t>
+        <w:t>(kuanza)</w:t>
       </w:r>
     </w:p>
     <w:p>
@@ -1502,45 +682,7 @@
           <w:b w:val="0"/>
           <w:i/>
         </w:rPr>
-        <w:t>(Who else should I talk to — and who would disagree with you?)</w:t>
-      </w:r>
-    </w:p>
-    <w:p>
-      <w:pPr>
-        <w:pStyle w:val="ListNumber"/>
-      </w:pPr>
-      <w:r>
-        <w:rPr>
-          <w:b w:val="0"/>
-          <w:i w:val="0"/>
-        </w:rPr>
-        <w:t xml:space="preserve">Tunaweza kufanya jaribio kwenye chanzo chako cha maji, pamoja na kamati? </w:t>
-      </w:r>
-      <w:r>
-        <w:rPr>
-          <w:b w:val="0"/>
-          <w:i/>
-        </w:rPr>
-        <w:t>(Could we run a test at your water point, with the committee?)</w:t>
-      </w:r>
-    </w:p>
-    <w:p>
-      <w:pPr>
-        <w:pStyle w:val="ListNumber"/>
-      </w:pPr>
-      <w:r>
-        <w:rPr>
-          <w:b w:val="0"/>
-          <w:i w:val="0"/>
-        </w:rPr>
-        <w:t xml:space="preserve">Nimekosea nini leo? Nilipaswa kuuliza nini, na sikuuliza? </w:t>
-      </w:r>
-      <w:r>
-        <w:rPr>
-          <w:b w:val="0"/>
-          <w:i/>
-        </w:rPr>
-        <w:t>(What did I get wrong today — what should I have asked and did not?)</w:t>
+        <w:t>(kuanzisha wengine)</w:t>
       </w:r>
     </w:p>
     <w:p>
@@ -1563,7 +705,7 @@
           <w:b w:val="0"/>
           <w:i w:val="0"/>
         </w:rPr>
-        <w:t>Baada ya mahojiano (dakika 20) · After the interview (20 minutes)</w:t>
+        <w:t>Baada ya mahojiano (dakika 15)</w:t>
       </w:r>
     </w:p>
     <w:p>
@@ -1575,21 +717,14 @@
           <w:b/>
           <w:i w:val="0"/>
         </w:rPr>
-        <w:t>Andika hadithi ya sentensi tatu:</w:t>
+        <w:t>Sentensi tatu:</w:t>
       </w:r>
       <w:r>
         <w:rPr>
           <w:b w:val="0"/>
           <w:i w:val="0"/>
         </w:rPr>
-        <w:t xml:space="preserve"> yeye ni nani, tatizo moja lililokuwa muhimu zaidi, na anafanya nini leo. </w:t>
-      </w:r>
-      <w:r>
-        <w:rPr>
-          <w:b w:val="0"/>
-          <w:i/>
-        </w:rPr>
-        <w:t>(Three sentences: who he is, the one problem that mattered most, what he does about it today.)</w:t>
+        <w:t xml:space="preserve"> yeye ni nani · tatizo moja lililokuwa muhimu zaidi · anafanya nini leo.</w:t>
       </w:r>
     </w:p>
     <w:p>
@@ -1601,21 +736,14 @@
           <w:b/>
           <w:i w:val="0"/>
         </w:rPr>
-        <w:t>Orodhesha namba zote ulizoandika.</w:t>
+        <w:t>Namba zote</w:t>
       </w:r>
       <w:r>
         <w:rPr>
           <w:b w:val="0"/>
           <w:i w:val="0"/>
         </w:rPr>
-        <w:t xml:space="preserve"> Chini ya tatu = mahojiano yalikuwa ya heshima kupita kiasi. </w:t>
-      </w:r>
-      <w:r>
-        <w:rPr>
-          <w:b w:val="0"/>
-          <w:i/>
-        </w:rPr>
-        <w:t>(List every number. Fewer than three means the interview was too polite.)</w:t>
+        <w:t xml:space="preserve"> ulizoandika. Chini ya tatu = mahojiano yalikuwa ya heshima kupita kiasi.</w:t>
       </w:r>
     </w:p>
     <w:p>
@@ -1627,21 +755,7 @@
           <w:b/>
           <w:i w:val="0"/>
         </w:rPr>
-        <w:t>Andika kitu kimoja tunapaswa kuacha kuamini.</w:t>
-      </w:r>
-      <w:r>
-        <w:rPr>
-          <w:b w:val="0"/>
-          <w:i w:val="0"/>
-        </w:rPr>
-        <w:t xml:space="preserve"> </w:t>
-      </w:r>
-      <w:r>
-        <w:rPr>
-          <w:b w:val="0"/>
-          <w:i/>
-        </w:rPr>
-        <w:t>(One thing we should stop believing.)</w:t>
+        <w:t>Kitu kimoja tunapaswa kuacha kuamini.</w:t>
       </w:r>
     </w:p>
     <w:p>
@@ -1650,24 +764,10 @@
       </w:pPr>
       <w:r>
         <w:rPr>
-          <w:b/>
-          <w:i w:val="0"/>
-        </w:rPr>
-        <w:t>Weka alama kwa kila taarifa:</w:t>
-      </w:r>
-      <w:r>
-        <w:rPr>
           <w:b w:val="0"/>
           <w:i w:val="0"/>
         </w:rPr>
-        <w:t xml:space="preserve"> FACT · NUMBER · QUOTE · WORKAROUND · PAYMENT · TRUST-BREAK · COMMITMENT · BLOCKER. </w:t>
-      </w:r>
-      <w:r>
-        <w:rPr>
-          <w:b w:val="0"/>
-          <w:i/>
-        </w:rPr>
-        <w:t>(Tag every note.)</w:t>
+        <w:t>Weka alama: FACT · NUMBER · QUOTE · WORKAROUND · PAYMENT · TRUST-BREAK · COMMITMENT · BLOCKER.</w:t>
       </w:r>
     </w:p>
     <w:p>
@@ -1676,7 +776,7 @@
           <w:b/>
           <w:i w:val="0"/>
         </w:rPr>
-        <w:t>Ukikumbuka kitu kimoja tu:</w:t>
+        <w:t>Ukkumbuka kitu kimoja tu:</w:t>
       </w:r>
       <w:r>
         <w:rPr>
@@ -1697,14 +797,7 @@
           <w:b w:val="0"/>
           <w:i w:val="0"/>
         </w:rPr>
-        <w:t xml:space="preserve"> — na omba namba. </w:t>
-      </w:r>
-      <w:r>
-        <w:rPr>
-          <w:b w:val="0"/>
-          <w:i/>
-        </w:rPr>
-        <w:t>(If you remember one thing: what did he do last time — and ask for the number.)</w:t>
+        <w:t xml:space="preserve"> — na omba namba.</w:t>
       </w:r>
     </w:p>
     <w:p>
@@ -1724,7 +817,7 @@
           <w:b w:val="0"/>
           <w:i/>
         </w:rPr>
-        <w:t>This is the question set only. The full round — hypotheses and kill criteria, quotas, consent and data rules, product tests, the ecosystem interviews, the tracker and the print pack — is in `docs/field/mom_test_field_kit.md` (regenerate the docs with `python scripts/make_mom_test_kit.py`).</w:t>
+        <w:t>Hii ni njia moja tu ya kuuliza. Orodha kamili ya maswali 60 — kwa marejeo tu, usiisome kwa sauti — iko kwenye `ArdaLink_Mom_Test_Question_Bank.pdf`. Mkakati kamili (nadharia, viwango, idhini, majaribio ya bidhaa, gharama) uko kwenye `mom_test_field_kit.md`.</w:t>
       </w:r>
     </w:p>
     <w:sectPr>
